--- a/deger_kaybi_kabul.docx
+++ b/deger_kaybi_kabul.docx
@@ -69,26 +69,21 @@
           <w:b/>
           <w:bCs/>
         </w:rPr>
-        <w:t>{{</w:t>
-      </w:r>
-      <w:proofErr w:type="spellStart"/>
-      <w:r>
-        <w:rPr>
-          <w:b/>
-          <w:bCs/>
-        </w:rPr>
-        <w:t>kaza_tarihi</w:t>
-      </w:r>
-      <w:proofErr w:type="spellEnd"/>
-      <w:r>
-        <w:rPr>
-          <w:b/>
-          <w:bCs/>
-        </w:rPr>
-        <w:t>}}</w:t>
-      </w:r>
-      <w:r>
-        <w:t xml:space="preserve"> tarihinde karıştığı kaza sonucunda başvuru sahibine ait araçta oluşan değer kaybının tazmin edilmesi talebine ilişkindir.</w:t>
+        <w:t>{{kaza_tarihi}}</w:t>
+      </w:r>
+      <w:r>
+        <w:t xml:space="preserve"> tarihinde karıştığı kaza sonucunda başvuru sahibine ait araçta oluşan </w:t>
+      </w:r>
+      <w:r>
+        <w:rPr>
+          <w:b/>
+          <w:bCs/>
+          <w14:ligatures w14:val="none"/>
+        </w:rPr>
+        <w:t>{{uyusmazlik_konusu_eki}}</w:t>
+      </w:r>
+      <w:r>
+        <w:t xml:space="preserve"> tazmin edilmesi talebine ilişkindir.</w:t>
       </w:r>
     </w:p>
     <w:p>
@@ -212,7 +207,6 @@
         </w:rPr>
         <w:t>{{</w:t>
       </w:r>
-      <w:proofErr w:type="spellStart"/>
       <w:r>
         <w:rPr>
           <w:b/>
@@ -220,7 +214,6 @@
         </w:rPr>
         <w:t>dava_degeri</w:t>
       </w:r>
-      <w:proofErr w:type="spellEnd"/>
       <w:r>
         <w:rPr>
           <w:b/>
@@ -252,7 +245,6 @@
         </w:rPr>
         <w:t>{{</w:t>
       </w:r>
-      <w:proofErr w:type="spellStart"/>
       <w:r>
         <w:rPr>
           <w:b/>
@@ -260,7 +252,6 @@
         </w:rPr>
         <w:t>talep_edilen_faiz</w:t>
       </w:r>
-      <w:proofErr w:type="spellEnd"/>
       <w:r>
         <w:rPr>
           <w:b/>
@@ -287,35 +278,7 @@
         <w:rPr>
           <w:lang w:eastAsia="en-US"/>
         </w:rPr>
-        <w:t xml:space="preserve">Vekaletname </w:t>
-      </w:r>
-      <w:proofErr w:type="gramStart"/>
-      <w:r>
-        <w:rPr>
-          <w:lang w:eastAsia="en-US"/>
-        </w:rPr>
-        <w:t>ile birlikte</w:t>
-      </w:r>
-      <w:proofErr w:type="gramEnd"/>
-      <w:r>
-        <w:rPr>
-          <w:lang w:eastAsia="en-US"/>
-        </w:rPr>
-        <w:t xml:space="preserve"> iddialarına dayanak olarak </w:t>
-      </w:r>
-      <w:proofErr w:type="gramStart"/>
-      <w:r>
-        <w:rPr>
-          <w:lang w:eastAsia="en-US"/>
-        </w:rPr>
-        <w:t>da,</w:t>
-      </w:r>
-      <w:proofErr w:type="gramEnd"/>
-      <w:r>
-        <w:rPr>
-          <w:lang w:eastAsia="en-US"/>
-        </w:rPr>
-        <w:t xml:space="preserve"> poliçe sureti, hasar ekspertiz raporu, onarım faturası, hasarlı araç fotoğrafları, kaza tespit tutanağı, araç ruhsatı ve sair deliller sunulmuştur.</w:t>
+        <w:t>Vekaletname ile birlikte iddialarına dayanak olarak da, poliçe sureti, hasar ekspertiz raporu, onarım faturası, hasarlı araç fotoğrafları, kaza tespit tutanağı, araç ruhsatı ve sair deliller sunulmuştur.</w:t>
       </w:r>
     </w:p>
     <w:p>
@@ -366,7 +329,6 @@
         </w:rPr>
         <w:t>{{</w:t>
       </w:r>
-      <w:proofErr w:type="spellStart"/>
       <w:r>
         <w:rPr>
           <w:b/>
@@ -381,7 +343,6 @@
         </w:rPr>
         <w:t>ne_sigortali_arac_plakasi</w:t>
       </w:r>
-      <w:proofErr w:type="spellEnd"/>
       <w:r>
         <w:rPr>
           <w:b/>
@@ -405,7 +366,6 @@
         </w:rPr>
         <w:t>{{</w:t>
       </w:r>
-      <w:proofErr w:type="spellStart"/>
       <w:r>
         <w:rPr>
           <w:b/>
@@ -420,7 +380,6 @@
         </w:rPr>
         <w:t>_cevabi</w:t>
       </w:r>
-      <w:proofErr w:type="spellEnd"/>
       <w:r>
         <w:rPr>
           <w:b/>
@@ -434,20 +393,12 @@
         <w:spacing w:before="120" w:after="120"/>
         <w:jc w:val="both"/>
       </w:pPr>
-      <w:bookmarkStart w:id="3" w:name="_Hlk114744963"/>
-      <w:bookmarkStart w:id="4" w:name="_Hlk162263747"/>
-      <w:r>
-        <w:t xml:space="preserve">Kabul anlamına gelmemek üzere, tazminat hesabının Genel Şartlara göre yapılması gerektiği, müvekkil şirketin yasal faizden sorumlu olacağı, </w:t>
-      </w:r>
-      <w:proofErr w:type="spellStart"/>
-      <w:r>
-        <w:t>AAÜT’ye</w:t>
-      </w:r>
-      <w:proofErr w:type="spellEnd"/>
-      <w:r>
-        <w:t xml:space="preserve"> göre hesaplanacak vekalet ücretinin 1/5’i oranında olması gerektiği belirtilerek, başvuru talebin reddi ile vekalet ve yargılama giderlerinin karşı tarafa yükletilmesini talep ve beyan edilmiş</w:t>
-      </w:r>
-      <w:bookmarkEnd w:id="4"/>
+      <w:bookmarkStart w:id="3" w:name="_Hlk162263747"/>
+      <w:bookmarkStart w:id="4" w:name="_Hlk114744963"/>
+      <w:r>
+        <w:t>Kabul anlamına gelmemek üzere, tazminat hesabının Genel Şartlara göre yapılması gerektiği, müvekkil şirketin yasal faizden sorumlu olacağı, AAÜT’ye göre hesaplanacak vekalet ücretinin 1/5’i oranında olması gerektiği belirtilerek, başvuru talebin reddi ile vekalet ve yargılama giderlerinin karşı tarafa yükletilmesini talep ve beyan edilmiş</w:t>
+      </w:r>
+      <w:bookmarkEnd w:id="3"/>
       <w:r>
         <w:t>tir.</w:t>
       </w:r>
@@ -464,38 +415,10 @@
         <w:rPr>
           <w:lang w:eastAsia="en-US"/>
         </w:rPr>
-        <w:t xml:space="preserve">Vekaletname </w:t>
-      </w:r>
-      <w:proofErr w:type="gramStart"/>
-      <w:r>
-        <w:rPr>
-          <w:lang w:eastAsia="en-US"/>
-        </w:rPr>
-        <w:t>ile birlikte</w:t>
-      </w:r>
-      <w:proofErr w:type="gramEnd"/>
-      <w:r>
-        <w:rPr>
-          <w:lang w:eastAsia="en-US"/>
-        </w:rPr>
-        <w:t xml:space="preserve"> iddialara dayanak olarak </w:t>
-      </w:r>
-      <w:proofErr w:type="gramStart"/>
-      <w:r>
-        <w:rPr>
-          <w:lang w:eastAsia="en-US"/>
-        </w:rPr>
-        <w:t>da,</w:t>
-      </w:r>
-      <w:proofErr w:type="gramEnd"/>
-      <w:r>
-        <w:rPr>
-          <w:lang w:eastAsia="en-US"/>
-        </w:rPr>
-        <w:t xml:space="preserve"> poliçe sureti, ödeme dekontu, ekspertiz raporu ve sair deliller dosyaya sunulmuştur.</w:t>
-      </w:r>
-    </w:p>
-    <w:bookmarkEnd w:id="3"/>
+        <w:t>Vekaletname ile birlikte iddialara dayanak olarak da, poliçe sureti, ödeme dekontu, ekspertiz raporu ve sair deliller dosyaya sunulmuştur.</w:t>
+      </w:r>
+    </w:p>
+    <w:bookmarkEnd w:id="4"/>
     <w:p>
       <w:pPr>
         <w:pStyle w:val="ListeParagraf"/>
@@ -587,7 +510,6 @@
         </w:rPr>
         <w:t>{{</w:t>
       </w:r>
-      <w:proofErr w:type="spellStart"/>
       <w:r>
         <w:rPr>
           <w:b/>
@@ -595,7 +517,6 @@
         </w:rPr>
         <w:t>sigorta_sirketine_sigortali_arac_kusur_orani</w:t>
       </w:r>
-      <w:proofErr w:type="spellEnd"/>
       <w:r>
         <w:rPr>
           <w:b/>
@@ -628,31 +549,7 @@
         <w:jc w:val="both"/>
       </w:pPr>
       <w:r>
-        <w:t xml:space="preserve">2918 Sayılı Karayolları Trafik Kanunu’nun </w:t>
-      </w:r>
-      <w:proofErr w:type="gramStart"/>
-      <w:r>
-        <w:t>85’nci</w:t>
-      </w:r>
-      <w:proofErr w:type="gramEnd"/>
-      <w:r>
-        <w:t xml:space="preserve"> maddesinde karayolunda işletilen araçlara ilişkin olarak işletenin sorumluluğu düzenlenmiştir. Söz konusu maddenin birinci fıkrasında “Bir motorlu aracın işletilmesi bir kimsenin ölümüne veya yaralanmasına yahut bir şeyin zarara uğramasına sebep olursa, motorlu aracın bir teşebbüsün unvanı veya işletme adı altında veya bu teşebbüs tarafından kesilen biletle işletilmesi halinde, motorlu aracın işleteni ve bağlı olduğu teşebbüsün sahibi, doğan zarardan müştereken ve </w:t>
-      </w:r>
-      <w:proofErr w:type="spellStart"/>
-      <w:r>
-        <w:t>müteselsilen</w:t>
-      </w:r>
-      <w:proofErr w:type="spellEnd"/>
-      <w:r>
-        <w:t xml:space="preserve"> sorumlu olurlar” hükmü düzenlenmiştir. Yine aynı Kanunun </w:t>
-      </w:r>
-      <w:proofErr w:type="gramStart"/>
-      <w:r>
-        <w:t>91’nci</w:t>
-      </w:r>
-      <w:proofErr w:type="gramEnd"/>
-      <w:r>
-        <w:t xml:space="preserve"> maddesi, 85’inci maddesinde yer alan işletenin sorumluluğunun sigortacıya devrini öngörmüştür.  </w:t>
+        <w:t xml:space="preserve">2918 Sayılı Karayolları Trafik Kanunu’nun 85’nci maddesinde karayolunda işletilen araçlara ilişkin olarak işletenin sorumluluğu düzenlenmiştir. Söz konusu maddenin birinci fıkrasında “Bir motorlu aracın işletilmesi bir kimsenin ölümüne veya yaralanmasına yahut bir şeyin zarara uğramasına sebep olursa, motorlu aracın bir teşebbüsün unvanı veya işletme adı altında veya bu teşebbüs tarafından kesilen biletle işletilmesi halinde, motorlu aracın işleteni ve bağlı olduğu teşebbüsün sahibi, doğan zarardan müştereken ve müteselsilen sorumlu olurlar” hükmü düzenlenmiştir. Yine aynı Kanunun 91’nci maddesi, 85’inci maddesinde yer alan işletenin sorumluluğunun sigortacıya devrini öngörmüştür.  </w:t>
       </w:r>
     </w:p>
     <w:p>
@@ -705,7 +602,6 @@
         </w:rPr>
         <w:t>{{</w:t>
       </w:r>
-      <w:proofErr w:type="spellStart"/>
       <w:r>
         <w:rPr>
           <w:b/>
@@ -713,7 +609,6 @@
         </w:rPr>
         <w:t>basvuru_sahibine_ait_arac_plakasi</w:t>
       </w:r>
-      <w:proofErr w:type="spellEnd"/>
       <w:r>
         <w:rPr>
           <w:b/>
@@ -752,7 +647,6 @@
         </w:rPr>
         <w:t>{{</w:t>
       </w:r>
-      <w:proofErr w:type="spellStart"/>
       <w:r>
         <w:rPr>
           <w:b/>
@@ -767,7 +661,6 @@
         </w:rPr>
         <w:t>deger_kaybi_tutari</w:t>
       </w:r>
-      <w:proofErr w:type="spellEnd"/>
       <w:r>
         <w:rPr>
           <w:b/>
@@ -794,7 +687,6 @@
         </w:rPr>
         <w:t>{{</w:t>
       </w:r>
-      <w:proofErr w:type="spellStart"/>
       <w:r>
         <w:rPr>
           <w:b/>
@@ -802,7 +694,6 @@
         </w:rPr>
         <w:t>davalı_sigorta_sirketi_unvani</w:t>
       </w:r>
-      <w:proofErr w:type="spellEnd"/>
       <w:r>
         <w:rPr>
           <w:b/>
@@ -823,7 +714,6 @@
         </w:rPr>
         <w:t>{{</w:t>
       </w:r>
-      <w:proofErr w:type="spellStart"/>
       <w:r>
         <w:rPr>
           <w:b/>
@@ -838,7 +728,6 @@
         </w:rPr>
         <w:t>arihi</w:t>
       </w:r>
-      <w:proofErr w:type="spellEnd"/>
       <w:r>
         <w:rPr>
           <w:b/>
@@ -859,22 +748,13 @@
         </w:rPr>
         <w:t>{{</w:t>
       </w:r>
-      <w:proofErr w:type="spellStart"/>
-      <w:r>
-        <w:rPr>
-          <w:b/>
-          <w:bCs/>
-        </w:rPr>
-        <w:t>davali_sigorta_sirketi_deger_kaybi_ödeme_t</w:t>
-      </w:r>
-      <w:r>
-        <w:rPr>
-          <w:b/>
-          <w:bCs/>
-        </w:rPr>
-        <w:t>utari</w:t>
-      </w:r>
-      <w:proofErr w:type="spellEnd"/>
+      <w:r>
+        <w:rPr>
+          <w:b/>
+          <w:bCs/>
+        </w:rPr>
+        <w:t>davali_sigorta_sirketi_deger_kaybi_ödeme_tutari</w:t>
+      </w:r>
       <w:r>
         <w:rPr>
           <w:b/>
@@ -922,7 +802,6 @@
         </w:rPr>
         <w:t>{{</w:t>
       </w:r>
-      <w:proofErr w:type="spellStart"/>
       <w:r>
         <w:rPr>
           <w:b/>
@@ -937,7 +816,6 @@
         </w:rPr>
         <w:t>_islah_tutari</w:t>
       </w:r>
-      <w:proofErr w:type="spellEnd"/>
       <w:r>
         <w:rPr>
           <w:b/>
@@ -989,7 +867,6 @@
         </w:rPr>
         <w:t>{{</w:t>
       </w:r>
-      <w:proofErr w:type="spellStart"/>
       <w:r>
         <w:rPr>
           <w:b/>
@@ -997,7 +874,6 @@
         </w:rPr>
         <w:t>hakem_tarafından_kabul_edilen_tutar</w:t>
       </w:r>
-      <w:proofErr w:type="spellEnd"/>
       <w:r>
         <w:rPr>
           <w:b/>
@@ -1051,7 +927,6 @@
         </w:rPr>
         <w:t>{{</w:t>
       </w:r>
-      <w:proofErr w:type="spellStart"/>
       <w:r>
         <w:rPr>
           <w:b/>
@@ -1080,7 +955,6 @@
         </w:rPr>
         <w:t>tarafından_talep_edilen_ekspertiz_ücreti</w:t>
       </w:r>
-      <w:proofErr w:type="spellEnd"/>
       <w:r>
         <w:rPr>
           <w:b/>
@@ -1132,7 +1006,6 @@
           <w:b/>
           <w:bCs/>
         </w:rPr>
-        <w:lastRenderedPageBreak/>
         <w:t>{{</w:t>
       </w:r>
       <w:r>
@@ -1176,7 +1049,6 @@
         </w:rPr>
         <w:t>{{</w:t>
       </w:r>
-      <w:proofErr w:type="spellStart"/>
       <w:r>
         <w:rPr>
           <w:b/>
@@ -1184,7 +1056,6 @@
         </w:rPr>
         <w:t>hakem_tarafindan_kabul_edilen_faiz_baslangic_tarihi</w:t>
       </w:r>
-      <w:proofErr w:type="spellEnd"/>
       <w:r>
         <w:rPr>
           <w:b/>
@@ -1207,15 +1078,7 @@
       </w:pPr>
       <w:bookmarkStart w:id="10" w:name="_Hlk130637387"/>
       <w:r>
-        <w:t xml:space="preserve">5684 sayılı Sigortacılık Kanunu’nun </w:t>
-      </w:r>
-      <w:proofErr w:type="gramStart"/>
-      <w:r>
-        <w:t>30’ncu</w:t>
-      </w:r>
-      <w:proofErr w:type="gramEnd"/>
-      <w:r>
-        <w:t xml:space="preserve"> maddesi, 1136 sayılı Avukatlık Kanunu’nun </w:t>
+        <w:t xml:space="preserve">5684 sayılı Sigortacılık Kanunu’nun 30’ncu maddesi, 1136 sayılı Avukatlık Kanunu’nun </w:t>
       </w:r>
       <w:r>
         <w:t>169’uncu</w:t>
@@ -1229,13 +1092,8 @@
       <w:r>
         <w:t xml:space="preserve"> </w:t>
       </w:r>
-      <w:proofErr w:type="spellStart"/>
-      <w:r>
-        <w:t>AAÜT’nin</w:t>
-      </w:r>
-      <w:proofErr w:type="spellEnd"/>
-      <w:r>
-        <w:t xml:space="preserve"> 17.maddesinin 2.fıkrası ve Sigortacılıkta Tahkime İlişkin Yönetmeliğin 16. maddesinin 13. fıkrası gereğince vekalet ücretine hükmedilmiştir</w:t>
+      <w:r>
+        <w:t>AAÜT’nin 17.maddesinin 2.fıkrası ve Sigortacılıkta Tahkime İlişkin Yönetmeliğin 16. maddesinin 13. fıkrası gereğince vekalet ücretine hükmedilmiştir</w:t>
       </w:r>
       <w:r>
         <w:rPr>
@@ -1297,7 +1155,6 @@
         </w:rPr>
         <w:t>{{</w:t>
       </w:r>
-      <w:proofErr w:type="spellStart"/>
       <w:r>
         <w:rPr>
           <w:b/>
@@ -1305,7 +1162,6 @@
         </w:rPr>
         <w:t>hakem_tarafından_kabul_edilen_tutar</w:t>
       </w:r>
-      <w:proofErr w:type="spellEnd"/>
       <w:r>
         <w:rPr>
           <w:b/>
@@ -1333,7 +1189,6 @@
         </w:rPr>
         <w:t>{{</w:t>
       </w:r>
-      <w:proofErr w:type="spellStart"/>
       <w:r>
         <w:rPr>
           <w:b/>
@@ -1341,7 +1196,6 @@
         </w:rPr>
         <w:t>hakem_tarafindan_kabul_edilen_faiz_baslangic_tarihi</w:t>
       </w:r>
-      <w:proofErr w:type="spellEnd"/>
       <w:r>
         <w:rPr>
           <w:b/>
@@ -1367,21 +1221,7 @@
         <w:rPr>
           <w:szCs w:val="24"/>
         </w:rPr>
-        <w:t xml:space="preserve">itibaren işleyecek yasal faizi </w:t>
-      </w:r>
-      <w:proofErr w:type="gramStart"/>
-      <w:r>
-        <w:rPr>
-          <w:szCs w:val="24"/>
-        </w:rPr>
-        <w:t>ile birlikte</w:t>
-      </w:r>
-      <w:proofErr w:type="gramEnd"/>
-      <w:r>
-        <w:rPr>
-          <w:szCs w:val="24"/>
-        </w:rPr>
-        <w:t xml:space="preserve"> davalı Şirket tarafından başvuru sahibine ödenmesine, </w:t>
+        <w:t xml:space="preserve">itibaren işleyecek yasal faizi ile birlikte davalı Şirket tarafından başvuru sahibine ödenmesine, </w:t>
       </w:r>
     </w:p>
     <w:p>
@@ -1510,7 +1350,6 @@
         </w:rPr>
         <w:t>{{</w:t>
       </w:r>
-      <w:proofErr w:type="spellStart"/>
       <w:r>
         <w:rPr>
           <w:b/>
@@ -1518,7 +1357,6 @@
         </w:rPr>
         <w:t>hakem_tarafından_kabul_edilen_tutar</w:t>
       </w:r>
-      <w:proofErr w:type="spellEnd"/>
       <w:r>
         <w:rPr>
           <w:b/>
@@ -1543,15 +1381,7 @@
       </w:pPr>
       <w:bookmarkStart w:id="11" w:name="_Hlk171434462"/>
       <w:r>
-        <w:t xml:space="preserve">5684 sayılı Sigortacılık Kanunu’nun </w:t>
-      </w:r>
-      <w:proofErr w:type="gramStart"/>
-      <w:r>
-        <w:t>30’ncu</w:t>
-      </w:r>
-      <w:proofErr w:type="gramEnd"/>
-      <w:r>
-        <w:t xml:space="preserve"> maddesine istinaden </w:t>
+        <w:t xml:space="preserve">5684 sayılı Sigortacılık Kanunu’nun 30’ncu maddesine istinaden </w:t>
       </w:r>
       <w:r>
         <w:rPr>
@@ -1592,10 +1422,12 @@
           <w:szCs w:val="22"/>
           <w:lang w:eastAsia="en-US"/>
         </w:rPr>
-        <w:t>{{</w:t>
-      </w:r>
-      <w:proofErr w:type="spellStart"/>
-      <w:r>
+        <w:t>{{kaza_tarihi}}</w:t>
+      </w:r>
+    </w:p>
+    <w:p>
+      <w:pPr>
+        <w:spacing w:after="160" w:line="259" w:lineRule="auto"/>
         <w:rPr>
           <w:rFonts w:asciiTheme="minorHAnsi" w:eastAsiaTheme="minorHAnsi" w:hAnsiTheme="minorHAnsi" w:cstheme="minorBidi"/>
           <w:b/>
@@ -1605,9 +1437,7 @@
           <w:szCs w:val="22"/>
           <w:lang w:eastAsia="en-US"/>
         </w:rPr>
-        <w:t>kaza_tarihi</w:t>
-      </w:r>
-      <w:proofErr w:type="spellEnd"/>
+      </w:pPr>
       <w:r>
         <w:rPr>
           <w:rFonts w:asciiTheme="minorHAnsi" w:eastAsiaTheme="minorHAnsi" w:hAnsiTheme="minorHAnsi" w:cstheme="minorBidi"/>
@@ -1618,7 +1448,7 @@
           <w:szCs w:val="22"/>
           <w:lang w:eastAsia="en-US"/>
         </w:rPr>
-        <w:t>}}</w:t>
+        <w:t>{{dava_degeri}}</w:t>
       </w:r>
     </w:p>
     <w:p>
@@ -1644,10 +1474,12 @@
           <w:szCs w:val="22"/>
           <w:lang w:eastAsia="en-US"/>
         </w:rPr>
-        <w:t>{{</w:t>
-      </w:r>
-      <w:proofErr w:type="spellStart"/>
-      <w:r>
+        <w:t>{{talep_edilen_faiz}}</w:t>
+      </w:r>
+    </w:p>
+    <w:p>
+      <w:pPr>
+        <w:spacing w:after="160" w:line="259" w:lineRule="auto"/>
         <w:rPr>
           <w:rFonts w:asciiTheme="minorHAnsi" w:eastAsiaTheme="minorHAnsi" w:hAnsiTheme="minorHAnsi" w:cstheme="minorBidi"/>
           <w:b/>
@@ -1657,9 +1489,7 @@
           <w:szCs w:val="22"/>
           <w:lang w:eastAsia="en-US"/>
         </w:rPr>
-        <w:t>dava_degeri</w:t>
-      </w:r>
-      <w:proofErr w:type="spellEnd"/>
+      </w:pPr>
       <w:r>
         <w:rPr>
           <w:rFonts w:asciiTheme="minorHAnsi" w:eastAsiaTheme="minorHAnsi" w:hAnsiTheme="minorHAnsi" w:cstheme="minorBidi"/>
@@ -1670,7 +1500,7 @@
           <w:szCs w:val="22"/>
           <w:lang w:eastAsia="en-US"/>
         </w:rPr>
-        <w:t>}}</w:t>
+        <w:t>{{sigorta_sirketi_cevabi}}</w:t>
       </w:r>
     </w:p>
     <w:p>
@@ -1696,10 +1526,12 @@
           <w:szCs w:val="22"/>
           <w:lang w:eastAsia="en-US"/>
         </w:rPr>
-        <w:t>{{</w:t>
-      </w:r>
-      <w:proofErr w:type="spellStart"/>
-      <w:r>
+        <w:t>{{sigorta_sirketine_sigortali_arac_plakasi}}</w:t>
+      </w:r>
+    </w:p>
+    <w:p>
+      <w:pPr>
+        <w:spacing w:after="160" w:line="259" w:lineRule="auto"/>
         <w:rPr>
           <w:rFonts w:asciiTheme="minorHAnsi" w:eastAsiaTheme="minorHAnsi" w:hAnsiTheme="minorHAnsi" w:cstheme="minorBidi"/>
           <w:b/>
@@ -1709,9 +1541,7 @@
           <w:szCs w:val="22"/>
           <w:lang w:eastAsia="en-US"/>
         </w:rPr>
-        <w:t>talep_edilen_faiz</w:t>
-      </w:r>
-      <w:proofErr w:type="spellEnd"/>
+      </w:pPr>
       <w:r>
         <w:rPr>
           <w:rFonts w:asciiTheme="minorHAnsi" w:eastAsiaTheme="minorHAnsi" w:hAnsiTheme="minorHAnsi" w:cstheme="minorBidi"/>
@@ -1722,7 +1552,7 @@
           <w:szCs w:val="22"/>
           <w:lang w:eastAsia="en-US"/>
         </w:rPr>
-        <w:t>}}</w:t>
+        <w:t>{{sigorta_sirketine_sigortali_arac_kusur_orani}}</w:t>
       </w:r>
     </w:p>
     <w:p>
@@ -1748,10 +1578,12 @@
           <w:szCs w:val="22"/>
           <w:lang w:eastAsia="en-US"/>
         </w:rPr>
-        <w:t>{{</w:t>
-      </w:r>
-      <w:proofErr w:type="spellStart"/>
-      <w:r>
+        <w:t>{{basvuru_sahibine_ait_arac_plakasi}}</w:t>
+      </w:r>
+    </w:p>
+    <w:p>
+      <w:pPr>
+        <w:spacing w:after="160" w:line="259" w:lineRule="auto"/>
         <w:rPr>
           <w:rFonts w:asciiTheme="minorHAnsi" w:eastAsiaTheme="minorHAnsi" w:hAnsiTheme="minorHAnsi" w:cstheme="minorBidi"/>
           <w:b/>
@@ -1761,9 +1593,7 @@
           <w:szCs w:val="22"/>
           <w:lang w:eastAsia="en-US"/>
         </w:rPr>
-        <w:t>sigorta_sirketi_cevabi</w:t>
-      </w:r>
-      <w:proofErr w:type="spellEnd"/>
+      </w:pPr>
       <w:r>
         <w:rPr>
           <w:rFonts w:asciiTheme="minorHAnsi" w:eastAsiaTheme="minorHAnsi" w:hAnsiTheme="minorHAnsi" w:cstheme="minorBidi"/>
@@ -1774,7 +1604,7 @@
           <w:szCs w:val="22"/>
           <w:lang w:eastAsia="en-US"/>
         </w:rPr>
-        <w:t>}}</w:t>
+        <w:t>{{bilirkişi_raporunda_tespit_edilen_deger_kaybi_tutari}}</w:t>
       </w:r>
     </w:p>
     <w:p>
@@ -1800,10 +1630,43 @@
           <w:szCs w:val="22"/>
           <w:lang w:eastAsia="en-US"/>
         </w:rPr>
-        <w:t>{{</w:t>
-      </w:r>
-      <w:proofErr w:type="spellStart"/>
-      <w:r>
+        <w:t>{{davalı_sigorta_sirketi_unvani}}</w:t>
+      </w:r>
+    </w:p>
+    <w:p>
+      <w:pPr>
+        <w:spacing w:before="120" w:after="120"/>
+        <w:jc w:val="both"/>
+        <w:rPr>
+          <w:b/>
+          <w:bCs/>
+        </w:rPr>
+      </w:pPr>
+      <w:r>
+        <w:rPr>
+          <w:b/>
+          <w:bCs/>
+        </w:rPr>
+        <w:t>{{davali_sigorta_sirketi_deger_kaybi_ödeme_tarihi}}</w:t>
+      </w:r>
+      <w:r>
+        <w:rPr>
+          <w:highlight w:val="yellow"/>
+        </w:rPr>
+        <w:t xml:space="preserve"> </w:t>
+      </w:r>
+      <w:r>
+        <w:rPr>
+          <w:b/>
+          <w:bCs/>
+        </w:rPr>
+        <w:t>{{davali_sigorta_sirketi_deger_kaybi_ödeme_tutari}}</w:t>
+      </w:r>
+    </w:p>
+    <w:p>
+      <w:pPr>
+        <w:spacing w:before="120" w:after="120"/>
+        <w:jc w:val="both"/>
         <w:rPr>
           <w:rFonts w:asciiTheme="minorHAnsi" w:eastAsiaTheme="minorHAnsi" w:hAnsiTheme="minorHAnsi" w:cstheme="minorBidi"/>
           <w:b/>
@@ -1813,9 +1676,7 @@
           <w:szCs w:val="22"/>
           <w:lang w:eastAsia="en-US"/>
         </w:rPr>
-        <w:t>sigorta_sirketine_sigortali_arac_plakasi</w:t>
-      </w:r>
-      <w:proofErr w:type="spellEnd"/>
+      </w:pPr>
       <w:r>
         <w:rPr>
           <w:rFonts w:asciiTheme="minorHAnsi" w:eastAsiaTheme="minorHAnsi" w:hAnsiTheme="minorHAnsi" w:cstheme="minorBidi"/>
@@ -1826,12 +1687,13 @@
           <w:szCs w:val="22"/>
           <w:lang w:eastAsia="en-US"/>
         </w:rPr>
-        <w:t>}}</w:t>
-      </w:r>
-    </w:p>
-    <w:p>
-      <w:pPr>
-        <w:spacing w:after="160" w:line="259" w:lineRule="auto"/>
+        <w:t>{{basvuru_sahibi_islah_tutari}}</w:t>
+      </w:r>
+    </w:p>
+    <w:p>
+      <w:pPr>
+        <w:spacing w:before="120" w:after="120"/>
+        <w:jc w:val="both"/>
         <w:rPr>
           <w:rFonts w:asciiTheme="minorHAnsi" w:eastAsiaTheme="minorHAnsi" w:hAnsiTheme="minorHAnsi" w:cstheme="minorBidi"/>
           <w:b/>
@@ -1852,10 +1714,13 @@
           <w:szCs w:val="22"/>
           <w:lang w:eastAsia="en-US"/>
         </w:rPr>
-        <w:t>{{</w:t>
-      </w:r>
-      <w:proofErr w:type="spellStart"/>
-      <w:r>
+        <w:t>{{hakem_tarafından_kabul_edilen_tutar}}</w:t>
+      </w:r>
+    </w:p>
+    <w:p>
+      <w:pPr>
+        <w:spacing w:before="120" w:after="120"/>
+        <w:jc w:val="both"/>
         <w:rPr>
           <w:rFonts w:asciiTheme="minorHAnsi" w:eastAsiaTheme="minorHAnsi" w:hAnsiTheme="minorHAnsi" w:cstheme="minorBidi"/>
           <w:b/>
@@ -1865,9 +1730,7 @@
           <w:szCs w:val="22"/>
           <w:lang w:eastAsia="en-US"/>
         </w:rPr>
-        <w:t>sigorta_sirketine_sigortali_arac_kusur_orani</w:t>
-      </w:r>
-      <w:proofErr w:type="spellEnd"/>
+      </w:pPr>
       <w:r>
         <w:rPr>
           <w:rFonts w:asciiTheme="minorHAnsi" w:eastAsiaTheme="minorHAnsi" w:hAnsiTheme="minorHAnsi" w:cstheme="minorBidi"/>
@@ -1878,12 +1741,13 @@
           <w:szCs w:val="22"/>
           <w:lang w:eastAsia="en-US"/>
         </w:rPr>
-        <w:t>}}</w:t>
-      </w:r>
-    </w:p>
-    <w:p>
-      <w:pPr>
-        <w:spacing w:after="160" w:line="259" w:lineRule="auto"/>
+        <w:t>{{basvuru_sahibi_tarafından_talep_edilen_ekspertiz_ücreti}}</w:t>
+      </w:r>
+    </w:p>
+    <w:p>
+      <w:pPr>
+        <w:spacing w:before="120" w:after="120"/>
+        <w:jc w:val="both"/>
         <w:rPr>
           <w:rFonts w:asciiTheme="minorHAnsi" w:eastAsiaTheme="minorHAnsi" w:hAnsiTheme="minorHAnsi" w:cstheme="minorBidi"/>
           <w:b/>
@@ -1904,9 +1768,14 @@
           <w:szCs w:val="22"/>
           <w:lang w:eastAsia="en-US"/>
         </w:rPr>
-        <w:t>{{</w:t>
-      </w:r>
-      <w:proofErr w:type="spellStart"/>
+        <w:t>{{basvuru_sahibi_tarafindan_davali_sigorta_sirketine_yapilan_basvuri_tarihi}}</w:t>
+      </w:r>
+    </w:p>
+    <w:p>
+      <w:pPr>
+        <w:spacing w:before="120" w:after="120"/>
+        <w:jc w:val="both"/>
+      </w:pPr>
       <w:r>
         <w:rPr>
           <w:rFonts w:asciiTheme="minorHAnsi" w:eastAsiaTheme="minorHAnsi" w:hAnsiTheme="minorHAnsi" w:cstheme="minorBidi"/>
@@ -1917,417 +1786,7 @@
           <w:szCs w:val="22"/>
           <w:lang w:eastAsia="en-US"/>
         </w:rPr>
-        <w:t>basvuru_sahibine_ait_arac_plakasi</w:t>
-      </w:r>
-      <w:proofErr w:type="spellEnd"/>
-      <w:r>
-        <w:rPr>
-          <w:rFonts w:asciiTheme="minorHAnsi" w:eastAsiaTheme="minorHAnsi" w:hAnsiTheme="minorHAnsi" w:cstheme="minorBidi"/>
-          <w:b/>
-          <w:bCs/>
-          <w:kern w:val="2"/>
-          <w:sz w:val="22"/>
-          <w:szCs w:val="22"/>
-          <w:lang w:eastAsia="en-US"/>
-        </w:rPr>
-        <w:t>}}</w:t>
-      </w:r>
-    </w:p>
-    <w:p>
-      <w:pPr>
-        <w:spacing w:after="160" w:line="259" w:lineRule="auto"/>
-        <w:rPr>
-          <w:rFonts w:asciiTheme="minorHAnsi" w:eastAsiaTheme="minorHAnsi" w:hAnsiTheme="minorHAnsi" w:cstheme="minorBidi"/>
-          <w:b/>
-          <w:bCs/>
-          <w:kern w:val="2"/>
-          <w:sz w:val="22"/>
-          <w:szCs w:val="22"/>
-          <w:lang w:eastAsia="en-US"/>
-        </w:rPr>
-      </w:pPr>
-      <w:r>
-        <w:rPr>
-          <w:rFonts w:asciiTheme="minorHAnsi" w:eastAsiaTheme="minorHAnsi" w:hAnsiTheme="minorHAnsi" w:cstheme="minorBidi"/>
-          <w:b/>
-          <w:bCs/>
-          <w:kern w:val="2"/>
-          <w:sz w:val="22"/>
-          <w:szCs w:val="22"/>
-          <w:lang w:eastAsia="en-US"/>
-        </w:rPr>
-        <w:t>{{</w:t>
-      </w:r>
-      <w:proofErr w:type="spellStart"/>
-      <w:r>
-        <w:rPr>
-          <w:rFonts w:asciiTheme="minorHAnsi" w:eastAsiaTheme="minorHAnsi" w:hAnsiTheme="minorHAnsi" w:cstheme="minorBidi"/>
-          <w:b/>
-          <w:bCs/>
-          <w:kern w:val="2"/>
-          <w:sz w:val="22"/>
-          <w:szCs w:val="22"/>
-          <w:lang w:eastAsia="en-US"/>
-        </w:rPr>
-        <w:t>bilirkişi_raporunda_tespit_edilen_deger_kaybi_tutari</w:t>
-      </w:r>
-      <w:proofErr w:type="spellEnd"/>
-      <w:r>
-        <w:rPr>
-          <w:rFonts w:asciiTheme="minorHAnsi" w:eastAsiaTheme="minorHAnsi" w:hAnsiTheme="minorHAnsi" w:cstheme="minorBidi"/>
-          <w:b/>
-          <w:bCs/>
-          <w:kern w:val="2"/>
-          <w:sz w:val="22"/>
-          <w:szCs w:val="22"/>
-          <w:lang w:eastAsia="en-US"/>
-        </w:rPr>
-        <w:t>}}</w:t>
-      </w:r>
-    </w:p>
-    <w:p>
-      <w:pPr>
-        <w:spacing w:after="160" w:line="259" w:lineRule="auto"/>
-        <w:rPr>
-          <w:rFonts w:asciiTheme="minorHAnsi" w:eastAsiaTheme="minorHAnsi" w:hAnsiTheme="minorHAnsi" w:cstheme="minorBidi"/>
-          <w:b/>
-          <w:bCs/>
-          <w:kern w:val="2"/>
-          <w:sz w:val="22"/>
-          <w:szCs w:val="22"/>
-          <w:lang w:eastAsia="en-US"/>
-        </w:rPr>
-      </w:pPr>
-      <w:r>
-        <w:rPr>
-          <w:rFonts w:asciiTheme="minorHAnsi" w:eastAsiaTheme="minorHAnsi" w:hAnsiTheme="minorHAnsi" w:cstheme="minorBidi"/>
-          <w:b/>
-          <w:bCs/>
-          <w:kern w:val="2"/>
-          <w:sz w:val="22"/>
-          <w:szCs w:val="22"/>
-          <w:lang w:eastAsia="en-US"/>
-        </w:rPr>
-        <w:t>{{</w:t>
-      </w:r>
-      <w:proofErr w:type="spellStart"/>
-      <w:r>
-        <w:rPr>
-          <w:rFonts w:asciiTheme="minorHAnsi" w:eastAsiaTheme="minorHAnsi" w:hAnsiTheme="minorHAnsi" w:cstheme="minorBidi"/>
-          <w:b/>
-          <w:bCs/>
-          <w:kern w:val="2"/>
-          <w:sz w:val="22"/>
-          <w:szCs w:val="22"/>
-          <w:lang w:eastAsia="en-US"/>
-        </w:rPr>
-        <w:t>davalı_sigorta_sirketi_unvani</w:t>
-      </w:r>
-      <w:proofErr w:type="spellEnd"/>
-      <w:r>
-        <w:rPr>
-          <w:rFonts w:asciiTheme="minorHAnsi" w:eastAsiaTheme="minorHAnsi" w:hAnsiTheme="minorHAnsi" w:cstheme="minorBidi"/>
-          <w:b/>
-          <w:bCs/>
-          <w:kern w:val="2"/>
-          <w:sz w:val="22"/>
-          <w:szCs w:val="22"/>
-          <w:lang w:eastAsia="en-US"/>
-        </w:rPr>
-        <w:t>}}</w:t>
-      </w:r>
-    </w:p>
-    <w:p>
-      <w:pPr>
-        <w:spacing w:before="120" w:after="120"/>
-        <w:jc w:val="both"/>
-        <w:rPr>
-          <w:b/>
-          <w:bCs/>
-        </w:rPr>
-      </w:pPr>
-      <w:r>
-        <w:rPr>
-          <w:b/>
-          <w:bCs/>
-        </w:rPr>
-        <w:t>{{</w:t>
-      </w:r>
-      <w:proofErr w:type="spellStart"/>
-      <w:r>
-        <w:rPr>
-          <w:b/>
-          <w:bCs/>
-        </w:rPr>
-        <w:t>davali_sigorta_sirketi_deger_kaybi_ödeme_tarihi</w:t>
-      </w:r>
-      <w:proofErr w:type="spellEnd"/>
-      <w:r>
-        <w:rPr>
-          <w:b/>
-          <w:bCs/>
-        </w:rPr>
-        <w:t>}}</w:t>
-      </w:r>
-      <w:r>
-        <w:rPr>
-          <w:highlight w:val="yellow"/>
-        </w:rPr>
-        <w:t xml:space="preserve"> </w:t>
-      </w:r>
-      <w:r>
-        <w:rPr>
-          <w:b/>
-          <w:bCs/>
-        </w:rPr>
-        <w:t>{{</w:t>
-      </w:r>
-      <w:proofErr w:type="spellStart"/>
-      <w:r>
-        <w:rPr>
-          <w:b/>
-          <w:bCs/>
-        </w:rPr>
-        <w:t>davali_sigorta_sirketi_deger_kaybi_ödeme_tutari</w:t>
-      </w:r>
-      <w:proofErr w:type="spellEnd"/>
-      <w:r>
-        <w:rPr>
-          <w:b/>
-          <w:bCs/>
-        </w:rPr>
-        <w:t>}}</w:t>
-      </w:r>
-    </w:p>
-    <w:p>
-      <w:pPr>
-        <w:spacing w:before="120" w:after="120"/>
-        <w:jc w:val="both"/>
-        <w:rPr>
-          <w:rFonts w:asciiTheme="minorHAnsi" w:eastAsiaTheme="minorHAnsi" w:hAnsiTheme="minorHAnsi" w:cstheme="minorBidi"/>
-          <w:b/>
-          <w:bCs/>
-          <w:kern w:val="2"/>
-          <w:sz w:val="22"/>
-          <w:szCs w:val="22"/>
-          <w:lang w:eastAsia="en-US"/>
-        </w:rPr>
-      </w:pPr>
-      <w:r>
-        <w:rPr>
-          <w:rFonts w:asciiTheme="minorHAnsi" w:eastAsiaTheme="minorHAnsi" w:hAnsiTheme="minorHAnsi" w:cstheme="minorBidi"/>
-          <w:b/>
-          <w:bCs/>
-          <w:kern w:val="2"/>
-          <w:sz w:val="22"/>
-          <w:szCs w:val="22"/>
-          <w:lang w:eastAsia="en-US"/>
-        </w:rPr>
-        <w:t>{{</w:t>
-      </w:r>
-      <w:proofErr w:type="spellStart"/>
-      <w:r>
-        <w:rPr>
-          <w:rFonts w:asciiTheme="minorHAnsi" w:eastAsiaTheme="minorHAnsi" w:hAnsiTheme="minorHAnsi" w:cstheme="minorBidi"/>
-          <w:b/>
-          <w:bCs/>
-          <w:kern w:val="2"/>
-          <w:sz w:val="22"/>
-          <w:szCs w:val="22"/>
-          <w:lang w:eastAsia="en-US"/>
-        </w:rPr>
-        <w:t>basvuru_sahibi_islah_tutari</w:t>
-      </w:r>
-      <w:proofErr w:type="spellEnd"/>
-      <w:r>
-        <w:rPr>
-          <w:rFonts w:asciiTheme="minorHAnsi" w:eastAsiaTheme="minorHAnsi" w:hAnsiTheme="minorHAnsi" w:cstheme="minorBidi"/>
-          <w:b/>
-          <w:bCs/>
-          <w:kern w:val="2"/>
-          <w:sz w:val="22"/>
-          <w:szCs w:val="22"/>
-          <w:lang w:eastAsia="en-US"/>
-        </w:rPr>
-        <w:t>}}</w:t>
-      </w:r>
-    </w:p>
-    <w:p>
-      <w:pPr>
-        <w:spacing w:before="120" w:after="120"/>
-        <w:jc w:val="both"/>
-        <w:rPr>
-          <w:rFonts w:asciiTheme="minorHAnsi" w:eastAsiaTheme="minorHAnsi" w:hAnsiTheme="minorHAnsi" w:cstheme="minorBidi"/>
-          <w:b/>
-          <w:bCs/>
-          <w:kern w:val="2"/>
-          <w:sz w:val="22"/>
-          <w:szCs w:val="22"/>
-          <w:lang w:eastAsia="en-US"/>
-        </w:rPr>
-      </w:pPr>
-      <w:r>
-        <w:rPr>
-          <w:rFonts w:asciiTheme="minorHAnsi" w:eastAsiaTheme="minorHAnsi" w:hAnsiTheme="minorHAnsi" w:cstheme="minorBidi"/>
-          <w:b/>
-          <w:bCs/>
-          <w:kern w:val="2"/>
-          <w:sz w:val="22"/>
-          <w:szCs w:val="22"/>
-          <w:lang w:eastAsia="en-US"/>
-        </w:rPr>
-        <w:lastRenderedPageBreak/>
-        <w:t>{{</w:t>
-      </w:r>
-      <w:proofErr w:type="spellStart"/>
-      <w:r>
-        <w:rPr>
-          <w:rFonts w:asciiTheme="minorHAnsi" w:eastAsiaTheme="minorHAnsi" w:hAnsiTheme="minorHAnsi" w:cstheme="minorBidi"/>
-          <w:b/>
-          <w:bCs/>
-          <w:kern w:val="2"/>
-          <w:sz w:val="22"/>
-          <w:szCs w:val="22"/>
-          <w:lang w:eastAsia="en-US"/>
-        </w:rPr>
-        <w:t>hakem_tarafından_kabul_edilen_tutar</w:t>
-      </w:r>
-      <w:proofErr w:type="spellEnd"/>
-      <w:r>
-        <w:rPr>
-          <w:rFonts w:asciiTheme="minorHAnsi" w:eastAsiaTheme="minorHAnsi" w:hAnsiTheme="minorHAnsi" w:cstheme="minorBidi"/>
-          <w:b/>
-          <w:bCs/>
-          <w:kern w:val="2"/>
-          <w:sz w:val="22"/>
-          <w:szCs w:val="22"/>
-          <w:lang w:eastAsia="en-US"/>
-        </w:rPr>
-        <w:t>}}</w:t>
-      </w:r>
-    </w:p>
-    <w:p>
-      <w:pPr>
-        <w:spacing w:before="120" w:after="120"/>
-        <w:jc w:val="both"/>
-        <w:rPr>
-          <w:rFonts w:asciiTheme="minorHAnsi" w:eastAsiaTheme="minorHAnsi" w:hAnsiTheme="minorHAnsi" w:cstheme="minorBidi"/>
-          <w:b/>
-          <w:bCs/>
-          <w:kern w:val="2"/>
-          <w:sz w:val="22"/>
-          <w:szCs w:val="22"/>
-          <w:lang w:eastAsia="en-US"/>
-        </w:rPr>
-      </w:pPr>
-      <w:r>
-        <w:rPr>
-          <w:rFonts w:asciiTheme="minorHAnsi" w:eastAsiaTheme="minorHAnsi" w:hAnsiTheme="minorHAnsi" w:cstheme="minorBidi"/>
-          <w:b/>
-          <w:bCs/>
-          <w:kern w:val="2"/>
-          <w:sz w:val="22"/>
-          <w:szCs w:val="22"/>
-          <w:lang w:eastAsia="en-US"/>
-        </w:rPr>
-        <w:t>{{</w:t>
-      </w:r>
-      <w:proofErr w:type="spellStart"/>
-      <w:r>
-        <w:rPr>
-          <w:rFonts w:asciiTheme="minorHAnsi" w:eastAsiaTheme="minorHAnsi" w:hAnsiTheme="minorHAnsi" w:cstheme="minorBidi"/>
-          <w:b/>
-          <w:bCs/>
-          <w:kern w:val="2"/>
-          <w:sz w:val="22"/>
-          <w:szCs w:val="22"/>
-          <w:lang w:eastAsia="en-US"/>
-        </w:rPr>
-        <w:t>basvuru_sahibi_tarafından_talep_edilen_ekspertiz_ücreti</w:t>
-      </w:r>
-      <w:proofErr w:type="spellEnd"/>
-      <w:r>
-        <w:rPr>
-          <w:rFonts w:asciiTheme="minorHAnsi" w:eastAsiaTheme="minorHAnsi" w:hAnsiTheme="minorHAnsi" w:cstheme="minorBidi"/>
-          <w:b/>
-          <w:bCs/>
-          <w:kern w:val="2"/>
-          <w:sz w:val="22"/>
-          <w:szCs w:val="22"/>
-          <w:lang w:eastAsia="en-US"/>
-        </w:rPr>
-        <w:t>}}</w:t>
-      </w:r>
-    </w:p>
-    <w:p>
-      <w:pPr>
-        <w:spacing w:before="120" w:after="120"/>
-        <w:jc w:val="both"/>
-        <w:rPr>
-          <w:rFonts w:asciiTheme="minorHAnsi" w:eastAsiaTheme="minorHAnsi" w:hAnsiTheme="minorHAnsi" w:cstheme="minorBidi"/>
-          <w:b/>
-          <w:bCs/>
-          <w:kern w:val="2"/>
-          <w:sz w:val="22"/>
-          <w:szCs w:val="22"/>
-          <w:lang w:eastAsia="en-US"/>
-        </w:rPr>
-      </w:pPr>
-      <w:r>
-        <w:rPr>
-          <w:rFonts w:asciiTheme="minorHAnsi" w:eastAsiaTheme="minorHAnsi" w:hAnsiTheme="minorHAnsi" w:cstheme="minorBidi"/>
-          <w:b/>
-          <w:bCs/>
-          <w:kern w:val="2"/>
-          <w:sz w:val="22"/>
-          <w:szCs w:val="22"/>
-          <w:lang w:eastAsia="en-US"/>
-        </w:rPr>
-        <w:t>{{basvuru_sahibi_tarafindan_davali_sigorta_sirketine_yapilan_basvuri_tarihi}}</w:t>
-      </w:r>
-    </w:p>
-    <w:p>
-      <w:pPr>
-        <w:spacing w:before="120" w:after="120"/>
-        <w:jc w:val="both"/>
-      </w:pPr>
-      <w:r>
-        <w:rPr>
-          <w:rFonts w:asciiTheme="minorHAnsi" w:eastAsiaTheme="minorHAnsi" w:hAnsiTheme="minorHAnsi" w:cstheme="minorBidi"/>
-          <w:b/>
-          <w:bCs/>
-          <w:kern w:val="2"/>
-          <w:sz w:val="22"/>
-          <w:szCs w:val="22"/>
-          <w:lang w:eastAsia="en-US"/>
-        </w:rPr>
-        <w:t>{{</w:t>
-      </w:r>
-      <w:proofErr w:type="spellStart"/>
-      <w:r>
-        <w:rPr>
-          <w:rFonts w:asciiTheme="minorHAnsi" w:eastAsiaTheme="minorHAnsi" w:hAnsiTheme="minorHAnsi" w:cstheme="minorBidi"/>
-          <w:b/>
-          <w:bCs/>
-          <w:kern w:val="2"/>
-          <w:sz w:val="22"/>
-          <w:szCs w:val="22"/>
-          <w:lang w:eastAsia="en-US"/>
-        </w:rPr>
-        <w:t>hakem_tarafindan_kabul_edilen_faiz_baslangic_tarihi</w:t>
-      </w:r>
-      <w:proofErr w:type="spellEnd"/>
-      <w:r>
-        <w:rPr>
-          <w:rFonts w:asciiTheme="minorHAnsi" w:eastAsiaTheme="minorHAnsi" w:hAnsiTheme="minorHAnsi" w:cstheme="minorBidi"/>
-          <w:b/>
-          <w:bCs/>
-          <w:kern w:val="2"/>
-          <w:sz w:val="22"/>
-          <w:szCs w:val="22"/>
-          <w:lang w:eastAsia="en-US"/>
-        </w:rPr>
-        <w:t>}}</w:t>
+        <w:t>{{hakem_tarafindan_kabul_edilen_faiz_baslangic_tarihi}}</w:t>
       </w:r>
     </w:p>
     <w:p/>

--- a/deger_kaybi_kabul.docx
+++ b/deger_kaybi_kabul.docx
@@ -106,28 +106,18 @@
       <w:pPr>
         <w:spacing w:before="120" w:after="120"/>
         <w:jc w:val="both"/>
+        <w:rPr>
+          <w:b/>
+          <w:bCs/>
+        </w:rPr>
       </w:pPr>
       <w:bookmarkStart w:id="1" w:name="_Hlk110248390"/>
       <w:r>
-        <w:t xml:space="preserve">Başvuru sahibi talebinin davalı tarafından karşılanmaması nedeniyle ortaya çıkan uyuşmazlığın çözümü için tahkim yargılamasına başvurulmuş, yargılama sırasında alınan bilirkişi raporunun taraflara tebliğ sonrası </w:t>
-      </w:r>
-      <w:r>
-        <w:rPr>
-          <w:highlight w:val="green"/>
-        </w:rPr>
-        <w:t>ıslah edilen</w:t>
-      </w:r>
-      <w:r>
-        <w:t xml:space="preserve"> uyuşmazlık </w:t>
-      </w:r>
-      <w:r>
-        <w:rPr>
-          <w:highlight w:val="yellow"/>
-        </w:rPr>
-        <w:t>Hakemliğimizce/Heyetimizce</w:t>
-      </w:r>
-      <w:r>
-        <w:t xml:space="preserve"> karara bağlanmıştır.</w:t>
+        <w:rPr>
+          <w:b/>
+          <w:bCs/>
+        </w:rPr>
+        <w:t>{{basvurunun_hakeme_intikaline_incelenmesine_iliskin_surec_paragrafi}}</w:t>
       </w:r>
     </w:p>
     <w:bookmarkEnd w:id="1"/>
@@ -475,17 +465,17 @@
           <w:b/>
           <w:szCs w:val="24"/>
         </w:rPr>
+        <w:t>DEĞERLENDİRME, GEREKÇELİ KARAR</w:t>
+      </w:r>
+    </w:p>
+    <w:p>
+      <w:pPr>
+        <w:spacing w:before="120" w:after="120"/>
+        <w:jc w:val="both"/>
+      </w:pPr>
+      <w:bookmarkStart w:id="5" w:name="_Hlk162263771"/>
+      <w:r>
         <w:lastRenderedPageBreak/>
-        <w:t>DEĞERLENDİRME, GEREKÇELİ KARAR</w:t>
-      </w:r>
-    </w:p>
-    <w:p>
-      <w:pPr>
-        <w:spacing w:before="120" w:after="120"/>
-        <w:jc w:val="both"/>
-      </w:pPr>
-      <w:bookmarkStart w:id="5" w:name="_Hlk162263771"/>
-      <w:r>
         <w:t>Dosya konusu uyuşmazlık, başvuru sahibine ait araçta oluşan değer kaybının Karayolları Motorlu Araçlar Zorunlu Mali Sorumluluk Sigorta Poliçesi kapsamında davalı Şirket tarafından tazminine ilişkindir.</w:t>
       </w:r>
     </w:p>
